--- a/templates/cheklist_eu.docx
+++ b/templates/cheklist_eu.docx
@@ -306,7 +306,6 @@
           <w:tcPr>
             <w:tcW w:w="228" w:type="pct"/>
             <w:vMerge w:val="restart"/>
-            <w:shd w:val="clear" w:color="auto" w:fill="F2F2F2" w:themeFill="background1" w:themeFillShade="F2"/>
             <w:noWrap/>
             <w:hideMark/>
           </w:tcPr>
@@ -333,7 +332,6 @@
           <w:tcPr>
             <w:tcW w:w="1317" w:type="pct"/>
             <w:vMerge w:val="restart"/>
-            <w:shd w:val="clear" w:color="auto" w:fill="F2F2F2" w:themeFill="background1" w:themeFillShade="F2"/>
             <w:noWrap/>
             <w:hideMark/>
           </w:tcPr>
@@ -376,7 +374,6 @@
           <w:tcPr>
             <w:tcW w:w="655" w:type="pct"/>
             <w:vMerge w:val="restart"/>
-            <w:shd w:val="clear" w:color="auto" w:fill="F2F2F2" w:themeFill="background1" w:themeFillShade="F2"/>
             <w:noWrap/>
             <w:hideMark/>
           </w:tcPr>
@@ -419,7 +416,6 @@
           <w:tcPr>
             <w:tcW w:w="2800" w:type="pct"/>
             <w:gridSpan w:val="3"/>
-            <w:shd w:val="clear" w:color="auto" w:fill="F2F2F2" w:themeFill="background1" w:themeFillShade="F2"/>
             <w:noWrap/>
             <w:hideMark/>
           </w:tcPr>
@@ -451,7 +447,6 @@
           <w:tcPr>
             <w:tcW w:w="228" w:type="pct"/>
             <w:vMerge/>
-            <w:shd w:val="clear" w:color="auto" w:fill="F2F2F2" w:themeFill="background1" w:themeFillShade="F2"/>
             <w:hideMark/>
           </w:tcPr>
           <w:p>
@@ -469,7 +464,6 @@
           <w:tcPr>
             <w:tcW w:w="1317" w:type="pct"/>
             <w:vMerge/>
-            <w:shd w:val="clear" w:color="auto" w:fill="F2F2F2" w:themeFill="background1" w:themeFillShade="F2"/>
             <w:hideMark/>
           </w:tcPr>
           <w:p>
@@ -487,7 +481,6 @@
           <w:tcPr>
             <w:tcW w:w="655" w:type="pct"/>
             <w:vMerge/>
-            <w:shd w:val="clear" w:color="auto" w:fill="F2F2F2" w:themeFill="background1" w:themeFillShade="F2"/>
             <w:hideMark/>
           </w:tcPr>
           <w:p>
@@ -504,7 +497,6 @@
         <w:tc>
           <w:tcPr>
             <w:tcW w:w="865" w:type="pct"/>
-            <w:shd w:val="clear" w:color="auto" w:fill="F2F2F2" w:themeFill="background1" w:themeFillShade="F2"/>
             <w:noWrap/>
             <w:hideMark/>
           </w:tcPr>
@@ -530,7 +522,6 @@
         <w:tc>
           <w:tcPr>
             <w:tcW w:w="953" w:type="pct"/>
-            <w:shd w:val="clear" w:color="auto" w:fill="F2F2F2" w:themeFill="background1" w:themeFillShade="F2"/>
             <w:noWrap/>
             <w:hideMark/>
           </w:tcPr>
@@ -556,7 +547,6 @@
         <w:tc>
           <w:tcPr>
             <w:tcW w:w="981" w:type="pct"/>
-            <w:shd w:val="clear" w:color="auto" w:fill="F2F2F2" w:themeFill="background1" w:themeFillShade="F2"/>
             <w:noWrap/>
             <w:hideMark/>
           </w:tcPr>
@@ -595,13 +585,11 @@
               <w:jc w:val="left"/>
               <w:rPr>
                 <w:rFonts w:ascii="TT Moscow Economy" w:hAnsi="TT Moscow Economy" w:cs="Times New Roman"/>
-                <w:highlight w:val="lightGray"/>
-              </w:rPr>
-            </w:pPr>
-            <w:r>
-              <w:rPr>
-                <w:rFonts w:ascii="TT Moscow Economy" w:hAnsi="TT Moscow Economy" w:cs="Times New Roman"/>
-                <w:highlight w:val="lightGray"/>
+              </w:rPr>
+            </w:pPr>
+            <w:r>
+              <w:rPr>
+                <w:rFonts w:ascii="TT Moscow Economy" w:hAnsi="TT Moscow Economy" w:cs="Times New Roman"/>
               </w:rPr>
               <w:t>1</w:t>
             </w:r>
@@ -618,13 +606,11 @@
               <w:jc w:val="left"/>
               <w:rPr>
                 <w:rFonts w:ascii="TT Moscow Economy" w:hAnsi="TT Moscow Economy" w:cs="Times New Roman"/>
-                <w:highlight w:val="lightGray"/>
-              </w:rPr>
-            </w:pPr>
-            <w:r>
-              <w:rPr>
-                <w:rFonts w:ascii="TT Moscow Economy" w:hAnsi="TT Moscow Economy" w:cs="Times New Roman"/>
-                <w:highlight w:val="lightGray"/>
+              </w:rPr>
+            </w:pPr>
+            <w:r>
+              <w:rPr>
+                <w:rFonts w:ascii="TT Moscow Economy" w:hAnsi="TT Moscow Economy" w:cs="Times New Roman"/>
               </w:rPr>
               <w:t>Влияние результатов работы эталонного участка на показатели проекта по повышению производительности труда</w:t>
             </w:r>
@@ -642,7 +628,6 @@
                 <w:rFonts w:ascii="TT Moscow Economy" w:hAnsi="TT Moscow Economy" w:cs="Times New Roman"/>
                 <w:b/>
                 <w:bCs/>
-                <w:highlight w:val="lightGray"/>
               </w:rPr>
             </w:pPr>
             <w:r>
@@ -666,13 +651,11 @@
               <w:jc w:val="left"/>
               <w:rPr>
                 <w:rFonts w:ascii="TT Moscow Economy" w:hAnsi="TT Moscow Economy" w:cs="Times New Roman"/>
-                <w:highlight w:val="lightGray"/>
-              </w:rPr>
-            </w:pPr>
-            <w:r>
-              <w:rPr>
-                <w:rFonts w:ascii="TT Moscow Economy" w:hAnsi="TT Moscow Economy" w:cs="Times New Roman"/>
-                <w:highlight w:val="lightGray"/>
+              </w:rPr>
+            </w:pPr>
+            <w:r>
+              <w:rPr>
+                <w:rFonts w:ascii="TT Moscow Economy" w:hAnsi="TT Moscow Economy" w:cs="Times New Roman"/>
               </w:rPr>
               <w:t>Ни одна из проблем, выявленных при картировании, не входит в пять наиболее влияющих на показатели проекта.</w:t>
             </w:r>
@@ -689,13 +672,11 @@
               <w:jc w:val="left"/>
               <w:rPr>
                 <w:rFonts w:ascii="TT Moscow Economy" w:hAnsi="TT Moscow Economy" w:cs="Times New Roman"/>
-                <w:highlight w:val="lightGray"/>
-              </w:rPr>
-            </w:pPr>
-            <w:r>
-              <w:rPr>
-                <w:rFonts w:ascii="TT Moscow Economy" w:hAnsi="TT Moscow Economy" w:cs="Times New Roman"/>
-                <w:highlight w:val="lightGray"/>
+              </w:rPr>
+            </w:pPr>
+            <w:r>
+              <w:rPr>
+                <w:rFonts w:ascii="TT Moscow Economy" w:hAnsi="TT Moscow Economy" w:cs="Times New Roman"/>
               </w:rPr>
               <w:t>Большая часть проблем, выявленных на этом участке при картировании, не входят в десять наиболее влияющих на показатели проекта.</w:t>
             </w:r>
@@ -712,13 +693,11 @@
               <w:jc w:val="left"/>
               <w:rPr>
                 <w:rFonts w:ascii="TT Moscow Economy" w:hAnsi="TT Moscow Economy" w:cs="Times New Roman"/>
-                <w:highlight w:val="lightGray"/>
-              </w:rPr>
-            </w:pPr>
-            <w:r>
-              <w:rPr>
-                <w:rFonts w:ascii="TT Moscow Economy" w:hAnsi="TT Moscow Economy" w:cs="Times New Roman"/>
-                <w:highlight w:val="lightGray"/>
+              </w:rPr>
+            </w:pPr>
+            <w:r>
+              <w:rPr>
+                <w:rFonts w:ascii="TT Moscow Economy" w:hAnsi="TT Moscow Economy" w:cs="Times New Roman"/>
               </w:rPr>
               <w:t>Большинство проблем, выявленные на этом участке при картировании, входят в десять наиболее влияющих на показатели проекта.</w:t>
             </w:r>
@@ -740,13 +719,11 @@
               <w:jc w:val="left"/>
               <w:rPr>
                 <w:rFonts w:ascii="TT Moscow Economy" w:hAnsi="TT Moscow Economy" w:cs="Times New Roman"/>
-                <w:highlight w:val="lightGray"/>
-              </w:rPr>
-            </w:pPr>
-            <w:r>
-              <w:rPr>
-                <w:rFonts w:ascii="TT Moscow Economy" w:hAnsi="TT Moscow Economy" w:cs="Times New Roman"/>
-                <w:highlight w:val="lightGray"/>
+              </w:rPr>
+            </w:pPr>
+            <w:r>
+              <w:rPr>
+                <w:rFonts w:ascii="TT Moscow Economy" w:hAnsi="TT Moscow Economy" w:cs="Times New Roman"/>
               </w:rPr>
               <w:t>2</w:t>
             </w:r>
@@ -763,13 +740,11 @@
               <w:jc w:val="left"/>
               <w:rPr>
                 <w:rFonts w:ascii="TT Moscow Economy" w:hAnsi="TT Moscow Economy" w:cs="Times New Roman"/>
-                <w:highlight w:val="lightGray"/>
-              </w:rPr>
-            </w:pPr>
-            <w:r>
-              <w:rPr>
-                <w:rFonts w:ascii="TT Moscow Economy" w:hAnsi="TT Moscow Economy" w:cs="Times New Roman"/>
-                <w:highlight w:val="lightGray"/>
+              </w:rPr>
+            </w:pPr>
+            <w:r>
+              <w:rPr>
+                <w:rFonts w:ascii="TT Moscow Economy" w:hAnsi="TT Moscow Economy" w:cs="Times New Roman"/>
               </w:rPr>
               <w:t>Руководство предприятия выделяет этот участок как проблемный?</w:t>
             </w:r>
@@ -787,7 +762,6 @@
                 <w:rFonts w:ascii="TT Moscow Economy" w:hAnsi="TT Moscow Economy" w:cs="Times New Roman"/>
                 <w:b/>
                 <w:bCs/>
-                <w:highlight w:val="lightGray"/>
               </w:rPr>
             </w:pPr>
             <w:r>
@@ -811,20 +785,17 @@
               <w:jc w:val="left"/>
               <w:rPr>
                 <w:rFonts w:ascii="TT Moscow Economy" w:hAnsi="TT Moscow Economy" w:cs="Times New Roman"/>
-                <w:highlight w:val="lightGray"/>
-              </w:rPr>
-            </w:pPr>
-            <w:r>
-              <w:rPr>
-                <w:rFonts w:ascii="TT Moscow Economy" w:hAnsi="TT Moscow Economy" w:cs="Times New Roman"/>
-                <w:highlight w:val="lightGray"/>
+              </w:rPr>
+            </w:pPr>
+            <w:r>
+              <w:rPr>
+                <w:rFonts w:ascii="TT Moscow Economy" w:hAnsi="TT Moscow Economy" w:cs="Times New Roman"/>
               </w:rPr>
               <w:t>Н</w:t>
             </w:r>
             <w:r>
               <w:rPr>
                 <w:rFonts w:ascii="TT Moscow Economy" w:hAnsi="TT Moscow Economy" w:cs="Times New Roman"/>
-                <w:highlight w:val="lightGray"/>
               </w:rPr>
               <w:t>ет</w:t>
             </w:r>
@@ -841,27 +812,23 @@
               <w:jc w:val="left"/>
               <w:rPr>
                 <w:rFonts w:ascii="TT Moscow Economy" w:hAnsi="TT Moscow Economy" w:cs="Times New Roman"/>
-                <w:highlight w:val="lightGray"/>
-              </w:rPr>
-            </w:pPr>
-            <w:r>
-              <w:rPr>
-                <w:rFonts w:ascii="TT Moscow Economy" w:hAnsi="TT Moscow Economy" w:cs="Times New Roman"/>
-                <w:highlight w:val="lightGray"/>
+              </w:rPr>
+            </w:pPr>
+            <w:r>
+              <w:rPr>
+                <w:rFonts w:ascii="TT Moscow Economy" w:hAnsi="TT Moscow Economy" w:cs="Times New Roman"/>
               </w:rPr>
               <w:t xml:space="preserve">Руководители признают </w:t>
             </w:r>
             <w:r>
               <w:rPr>
                 <w:rFonts w:ascii="TT Moscow Economy" w:hAnsi="TT Moscow Economy" w:cs="Times New Roman"/>
-                <w:highlight w:val="lightGray"/>
               </w:rPr>
               <w:br/>
             </w:r>
             <w:r>
               <w:rPr>
                 <w:rFonts w:ascii="TT Moscow Economy" w:hAnsi="TT Moscow Economy" w:cs="Times New Roman"/>
-                <w:highlight w:val="lightGray"/>
               </w:rPr>
               <w:t>наличие проблем, но не считают их приоритетными</w:t>
             </w:r>
@@ -878,13 +845,11 @@
               <w:jc w:val="left"/>
               <w:rPr>
                 <w:rFonts w:ascii="TT Moscow Economy" w:hAnsi="TT Moscow Economy" w:cs="Times New Roman"/>
-                <w:highlight w:val="lightGray"/>
-              </w:rPr>
-            </w:pPr>
-            <w:r>
-              <w:rPr>
-                <w:rFonts w:ascii="TT Moscow Economy" w:hAnsi="TT Moscow Economy" w:cs="Times New Roman"/>
-                <w:highlight w:val="lightGray"/>
+              </w:rPr>
+            </w:pPr>
+            <w:r>
+              <w:rPr>
+                <w:rFonts w:ascii="TT Moscow Economy" w:hAnsi="TT Moscow Economy" w:cs="Times New Roman"/>
               </w:rPr>
               <w:t>Руководители считают этот участок наиболее проблемным.</w:t>
             </w:r>
@@ -906,13 +871,11 @@
               <w:jc w:val="left"/>
               <w:rPr>
                 <w:rFonts w:ascii="TT Moscow Economy" w:hAnsi="TT Moscow Economy" w:cs="Times New Roman"/>
-                <w:highlight w:val="lightGray"/>
-              </w:rPr>
-            </w:pPr>
-            <w:r>
-              <w:rPr>
-                <w:rFonts w:ascii="TT Moscow Economy" w:hAnsi="TT Moscow Economy" w:cs="Times New Roman"/>
-                <w:highlight w:val="lightGray"/>
+              </w:rPr>
+            </w:pPr>
+            <w:r>
+              <w:rPr>
+                <w:rFonts w:ascii="TT Moscow Economy" w:hAnsi="TT Moscow Economy" w:cs="Times New Roman"/>
               </w:rPr>
               <w:t>3</w:t>
             </w:r>
@@ -929,13 +892,11 @@
               <w:jc w:val="left"/>
               <w:rPr>
                 <w:rFonts w:ascii="TT Moscow Economy" w:hAnsi="TT Moscow Economy" w:cs="Times New Roman"/>
-                <w:highlight w:val="lightGray"/>
-              </w:rPr>
-            </w:pPr>
-            <w:r>
-              <w:rPr>
-                <w:rFonts w:ascii="TT Moscow Economy" w:hAnsi="TT Moscow Economy" w:cs="Times New Roman"/>
-                <w:highlight w:val="lightGray"/>
+              </w:rPr>
+            </w:pPr>
+            <w:r>
+              <w:rPr>
+                <w:rFonts w:ascii="TT Moscow Economy" w:hAnsi="TT Moscow Economy" w:cs="Times New Roman"/>
               </w:rPr>
               <w:t>На участке выявлены резервы повышения производительности, вскрытие которых не потребует от предприятия значительных инвестиций.</w:t>
             </w:r>
@@ -953,7 +914,6 @@
                 <w:rFonts w:ascii="TT Moscow Economy" w:hAnsi="TT Moscow Economy" w:cs="Times New Roman"/>
                 <w:b/>
                 <w:bCs/>
-                <w:highlight w:val="lightGray"/>
               </w:rPr>
             </w:pPr>
             <w:r>
@@ -977,13 +937,11 @@
               <w:jc w:val="left"/>
               <w:rPr>
                 <w:rFonts w:ascii="TT Moscow Economy" w:hAnsi="TT Moscow Economy" w:cs="Times New Roman"/>
-                <w:highlight w:val="lightGray"/>
-              </w:rPr>
-            </w:pPr>
-            <w:r>
-              <w:rPr>
-                <w:rFonts w:ascii="TT Moscow Economy" w:hAnsi="TT Moscow Economy" w:cs="Times New Roman"/>
-                <w:highlight w:val="lightGray"/>
+              </w:rPr>
+            </w:pPr>
+            <w:r>
+              <w:rPr>
+                <w:rFonts w:ascii="TT Moscow Economy" w:hAnsi="TT Moscow Economy" w:cs="Times New Roman"/>
               </w:rPr>
               <w:t>Такие резервы не выявлены</w:t>
             </w:r>
@@ -1000,55 +958,47 @@
               <w:jc w:val="left"/>
               <w:rPr>
                 <w:rFonts w:ascii="TT Moscow Economy" w:hAnsi="TT Moscow Economy" w:cs="Times New Roman"/>
-                <w:highlight w:val="lightGray"/>
-              </w:rPr>
-            </w:pPr>
-            <w:r>
-              <w:rPr>
-                <w:rFonts w:ascii="TT Moscow Economy" w:hAnsi="TT Moscow Economy" w:cs="Times New Roman"/>
-                <w:highlight w:val="lightGray"/>
+              </w:rPr>
+            </w:pPr>
+            <w:r>
+              <w:rPr>
+                <w:rFonts w:ascii="TT Moscow Economy" w:hAnsi="TT Moscow Economy" w:cs="Times New Roman"/>
               </w:rPr>
               <w:t xml:space="preserve">Резервы выявлены, </w:t>
             </w:r>
             <w:r>
               <w:rPr>
                 <w:rFonts w:ascii="TT Moscow Economy" w:hAnsi="TT Moscow Economy" w:cs="Times New Roman"/>
-                <w:highlight w:val="lightGray"/>
               </w:rPr>
               <w:br/>
             </w:r>
             <w:r>
               <w:rPr>
                 <w:rFonts w:ascii="TT Moscow Economy" w:hAnsi="TT Moscow Economy" w:cs="Times New Roman"/>
-                <w:highlight w:val="lightGray"/>
               </w:rPr>
               <w:t xml:space="preserve">но оценить </w:t>
             </w:r>
             <w:r>
               <w:rPr>
                 <w:rFonts w:ascii="TT Moscow Economy" w:hAnsi="TT Moscow Economy" w:cs="Times New Roman"/>
-                <w:highlight w:val="lightGray"/>
               </w:rPr>
               <w:br/>
             </w:r>
             <w:r>
               <w:rPr>
                 <w:rFonts w:ascii="TT Moscow Economy" w:hAnsi="TT Moscow Economy" w:cs="Times New Roman"/>
-                <w:highlight w:val="lightGray"/>
               </w:rPr>
               <w:t>без детальной диагностики требуемые</w:t>
             </w:r>
             <w:r>
               <w:rPr>
                 <w:rFonts w:ascii="TT Moscow Economy" w:hAnsi="TT Moscow Economy" w:cs="Times New Roman"/>
-                <w:highlight w:val="lightGray"/>
               </w:rPr>
               <w:br/>
             </w:r>
             <w:r>
               <w:rPr>
                 <w:rFonts w:ascii="TT Moscow Economy" w:hAnsi="TT Moscow Economy" w:cs="Times New Roman"/>
-                <w:highlight w:val="lightGray"/>
               </w:rPr>
               <w:t>для их вскрытия инвестиции невозможно.</w:t>
             </w:r>
@@ -1065,55 +1015,47 @@
               <w:jc w:val="left"/>
               <w:rPr>
                 <w:rFonts w:ascii="TT Moscow Economy" w:hAnsi="TT Moscow Economy" w:cs="Times New Roman"/>
-                <w:highlight w:val="lightGray"/>
-              </w:rPr>
-            </w:pPr>
-            <w:r>
-              <w:rPr>
-                <w:rFonts w:ascii="TT Moscow Economy" w:hAnsi="TT Moscow Economy" w:cs="Times New Roman"/>
-                <w:highlight w:val="lightGray"/>
+              </w:rPr>
+            </w:pPr>
+            <w:r>
+              <w:rPr>
+                <w:rFonts w:ascii="TT Moscow Economy" w:hAnsi="TT Moscow Economy" w:cs="Times New Roman"/>
               </w:rPr>
               <w:t xml:space="preserve">Резервы выявлены </w:t>
             </w:r>
             <w:r>
               <w:rPr>
                 <w:rFonts w:ascii="TT Moscow Economy" w:hAnsi="TT Moscow Economy" w:cs="Times New Roman"/>
-                <w:highlight w:val="lightGray"/>
               </w:rPr>
               <w:br/>
             </w:r>
             <w:r>
               <w:rPr>
                 <w:rFonts w:ascii="TT Moscow Economy" w:hAnsi="TT Moscow Economy" w:cs="Times New Roman"/>
-                <w:highlight w:val="lightGray"/>
               </w:rPr>
               <w:t xml:space="preserve">и их вскрытие </w:t>
             </w:r>
             <w:r>
               <w:rPr>
                 <w:rFonts w:ascii="TT Moscow Economy" w:hAnsi="TT Moscow Economy" w:cs="Times New Roman"/>
-                <w:highlight w:val="lightGray"/>
               </w:rPr>
               <w:br/>
             </w:r>
             <w:r>
               <w:rPr>
                 <w:rFonts w:ascii="TT Moscow Economy" w:hAnsi="TT Moscow Economy" w:cs="Times New Roman"/>
-                <w:highlight w:val="lightGray"/>
               </w:rPr>
               <w:t xml:space="preserve">не потребует значительных инвестиций </w:t>
             </w:r>
             <w:r>
               <w:rPr>
                 <w:rFonts w:ascii="TT Moscow Economy" w:hAnsi="TT Moscow Economy" w:cs="Times New Roman"/>
-                <w:highlight w:val="lightGray"/>
               </w:rPr>
               <w:br/>
             </w:r>
             <w:r>
               <w:rPr>
                 <w:rFonts w:ascii="TT Moscow Economy" w:hAnsi="TT Moscow Economy" w:cs="Times New Roman"/>
-                <w:highlight w:val="lightGray"/>
               </w:rPr>
               <w:t>от предприятия.</w:t>
             </w:r>
@@ -1135,13 +1077,11 @@
               <w:jc w:val="left"/>
               <w:rPr>
                 <w:rFonts w:ascii="TT Moscow Economy" w:hAnsi="TT Moscow Economy" w:cs="Times New Roman"/>
-                <w:highlight w:val="lightGray"/>
-              </w:rPr>
-            </w:pPr>
-            <w:r>
-              <w:rPr>
-                <w:rFonts w:ascii="TT Moscow Economy" w:hAnsi="TT Moscow Economy" w:cs="Times New Roman"/>
-                <w:highlight w:val="lightGray"/>
+              </w:rPr>
+            </w:pPr>
+            <w:r>
+              <w:rPr>
+                <w:rFonts w:ascii="TT Moscow Economy" w:hAnsi="TT Moscow Economy" w:cs="Times New Roman"/>
               </w:rPr>
               <w:t>4</w:t>
             </w:r>
@@ -1158,27 +1098,23 @@
               <w:jc w:val="left"/>
               <w:rPr>
                 <w:rFonts w:ascii="TT Moscow Economy" w:hAnsi="TT Moscow Economy" w:cs="Times New Roman"/>
-                <w:highlight w:val="lightGray"/>
-              </w:rPr>
-            </w:pPr>
-            <w:r>
-              <w:rPr>
-                <w:rFonts w:ascii="TT Moscow Economy" w:hAnsi="TT Moscow Economy" w:cs="Times New Roman"/>
-                <w:highlight w:val="lightGray"/>
+              </w:rPr>
+            </w:pPr>
+            <w:r>
+              <w:rPr>
+                <w:rFonts w:ascii="TT Moscow Economy" w:hAnsi="TT Moscow Economy" w:cs="Times New Roman"/>
               </w:rPr>
               <w:t xml:space="preserve">Применение обязательных инструментов БП (5С, СР, ПА) приведут к значительному повышению </w:t>
             </w:r>
             <w:r>
               <w:rPr>
                 <w:rFonts w:ascii="TT Moscow Economy" w:hAnsi="TT Moscow Economy" w:cs="Times New Roman"/>
-                <w:highlight w:val="lightGray"/>
               </w:rPr>
               <w:t>выработки участка</w:t>
             </w:r>
             <w:r>
               <w:rPr>
                 <w:rFonts w:ascii="TT Moscow Economy" w:hAnsi="TT Moscow Economy" w:cs="Times New Roman"/>
-                <w:highlight w:val="lightGray"/>
               </w:rPr>
               <w:t>?</w:t>
             </w:r>
@@ -1196,7 +1132,6 @@
                 <w:rFonts w:ascii="TT Moscow Economy" w:hAnsi="TT Moscow Economy" w:cs="Times New Roman"/>
                 <w:b/>
                 <w:bCs/>
-                <w:highlight w:val="lightGray"/>
               </w:rPr>
             </w:pPr>
             <w:r>
@@ -1220,13 +1155,11 @@
               <w:jc w:val="left"/>
               <w:rPr>
                 <w:rFonts w:ascii="TT Moscow Economy" w:hAnsi="TT Moscow Economy" w:cs="Times New Roman"/>
-                <w:highlight w:val="lightGray"/>
-              </w:rPr>
-            </w:pPr>
-            <w:r>
-              <w:rPr>
-                <w:rFonts w:ascii="TT Moscow Economy" w:hAnsi="TT Moscow Economy" w:cs="Times New Roman"/>
-                <w:highlight w:val="lightGray"/>
+              </w:rPr>
+            </w:pPr>
+            <w:r>
+              <w:rPr>
+                <w:rFonts w:ascii="TT Moscow Economy" w:hAnsi="TT Moscow Economy" w:cs="Times New Roman"/>
               </w:rPr>
               <w:t>Эффект менее 10%</w:t>
             </w:r>
@@ -1243,13 +1176,11 @@
               <w:jc w:val="left"/>
               <w:rPr>
                 <w:rFonts w:ascii="TT Moscow Economy" w:hAnsi="TT Moscow Economy" w:cs="Times New Roman"/>
-                <w:highlight w:val="lightGray"/>
-              </w:rPr>
-            </w:pPr>
-            <w:r>
-              <w:rPr>
-                <w:rFonts w:ascii="TT Moscow Economy" w:hAnsi="TT Moscow Economy" w:cs="Times New Roman"/>
-                <w:highlight w:val="lightGray"/>
+              </w:rPr>
+            </w:pPr>
+            <w:r>
+              <w:rPr>
+                <w:rFonts w:ascii="TT Moscow Economy" w:hAnsi="TT Moscow Economy" w:cs="Times New Roman"/>
               </w:rPr>
               <w:t>Эффект от 10% до 20%</w:t>
             </w:r>
@@ -1266,13 +1197,11 @@
               <w:jc w:val="left"/>
               <w:rPr>
                 <w:rFonts w:ascii="TT Moscow Economy" w:hAnsi="TT Moscow Economy" w:cs="Times New Roman"/>
-                <w:highlight w:val="lightGray"/>
-              </w:rPr>
-            </w:pPr>
-            <w:r>
-              <w:rPr>
-                <w:rFonts w:ascii="TT Moscow Economy" w:hAnsi="TT Moscow Economy" w:cs="Times New Roman"/>
-                <w:highlight w:val="lightGray"/>
+              </w:rPr>
+            </w:pPr>
+            <w:r>
+              <w:rPr>
+                <w:rFonts w:ascii="TT Moscow Economy" w:hAnsi="TT Moscow Economy" w:cs="Times New Roman"/>
               </w:rPr>
               <w:t>Эффект более 20%</w:t>
             </w:r>
@@ -1294,13 +1223,11 @@
               <w:jc w:val="left"/>
               <w:rPr>
                 <w:rFonts w:ascii="TT Moscow Economy" w:hAnsi="TT Moscow Economy" w:cs="Times New Roman"/>
-                <w:highlight w:val="lightGray"/>
-              </w:rPr>
-            </w:pPr>
-            <w:r>
-              <w:rPr>
-                <w:rFonts w:ascii="TT Moscow Economy" w:hAnsi="TT Moscow Economy" w:cs="Times New Roman"/>
-                <w:highlight w:val="lightGray"/>
+              </w:rPr>
+            </w:pPr>
+            <w:r>
+              <w:rPr>
+                <w:rFonts w:ascii="TT Moscow Economy" w:hAnsi="TT Moscow Economy" w:cs="Times New Roman"/>
               </w:rPr>
               <w:t>5</w:t>
             </w:r>
@@ -1317,13 +1244,11 @@
               <w:jc w:val="left"/>
               <w:rPr>
                 <w:rFonts w:ascii="TT Moscow Economy" w:hAnsi="TT Moscow Economy" w:cs="Times New Roman"/>
-                <w:highlight w:val="lightGray"/>
-              </w:rPr>
-            </w:pPr>
-            <w:r>
-              <w:rPr>
-                <w:rFonts w:ascii="TT Moscow Economy" w:hAnsi="TT Moscow Economy" w:cs="Times New Roman"/>
-                <w:highlight w:val="lightGray"/>
+              </w:rPr>
+            </w:pPr>
+            <w:r>
+              <w:rPr>
+                <w:rFonts w:ascii="TT Moscow Economy" w:hAnsi="TT Moscow Economy" w:cs="Times New Roman"/>
               </w:rPr>
               <w:t>На участке есть проблемы, которые возможно исключить с помощью одного из дополнительных инструментов БП?</w:t>
             </w:r>
@@ -1341,7 +1266,6 @@
                 <w:rFonts w:ascii="TT Moscow Economy" w:hAnsi="TT Moscow Economy" w:cs="Times New Roman"/>
                 <w:b/>
                 <w:bCs/>
-                <w:highlight w:val="lightGray"/>
               </w:rPr>
             </w:pPr>
             <w:r>
@@ -1365,13 +1289,11 @@
               <w:jc w:val="left"/>
               <w:rPr>
                 <w:rFonts w:ascii="TT Moscow Economy" w:hAnsi="TT Moscow Economy" w:cs="Times New Roman"/>
-                <w:highlight w:val="lightGray"/>
-              </w:rPr>
-            </w:pPr>
-            <w:r>
-              <w:rPr>
-                <w:rFonts w:ascii="TT Moscow Economy" w:hAnsi="TT Moscow Economy" w:cs="Times New Roman"/>
-                <w:highlight w:val="lightGray"/>
+              </w:rPr>
+            </w:pPr>
+            <w:r>
+              <w:rPr>
+                <w:rFonts w:ascii="TT Moscow Economy" w:hAnsi="TT Moscow Economy" w:cs="Times New Roman"/>
               </w:rPr>
               <w:t>На участке нет проблем</w:t>
             </w:r>
@@ -1388,13 +1310,11 @@
               <w:jc w:val="left"/>
               <w:rPr>
                 <w:rFonts w:ascii="TT Moscow Economy" w:hAnsi="TT Moscow Economy" w:cs="Times New Roman"/>
-                <w:highlight w:val="lightGray"/>
-              </w:rPr>
-            </w:pPr>
-            <w:r>
-              <w:rPr>
-                <w:rFonts w:ascii="TT Moscow Economy" w:hAnsi="TT Moscow Economy" w:cs="Times New Roman"/>
-                <w:highlight w:val="lightGray"/>
+              </w:rPr>
+            </w:pPr>
+            <w:r>
+              <w:rPr>
+                <w:rFonts w:ascii="TT Moscow Economy" w:hAnsi="TT Moscow Economy" w:cs="Times New Roman"/>
               </w:rPr>
               <w:t>Причины неосновной проблемы можно устранить применением одного из дополнительных инструментов БП.</w:t>
             </w:r>
@@ -1411,13 +1331,11 @@
               <w:jc w:val="left"/>
               <w:rPr>
                 <w:rFonts w:ascii="TT Moscow Economy" w:hAnsi="TT Moscow Economy" w:cs="Times New Roman"/>
-                <w:highlight w:val="lightGray"/>
-              </w:rPr>
-            </w:pPr>
-            <w:r>
-              <w:rPr>
-                <w:rFonts w:ascii="TT Moscow Economy" w:hAnsi="TT Moscow Economy" w:cs="Times New Roman"/>
-                <w:highlight w:val="lightGray"/>
+              </w:rPr>
+            </w:pPr>
+            <w:r>
+              <w:rPr>
+                <w:rFonts w:ascii="TT Moscow Economy" w:hAnsi="TT Moscow Economy" w:cs="Times New Roman"/>
               </w:rPr>
               <w:t>Причины одной из основных проблем можно устранить применением одного из дополнительных инструментов БП.</w:t>
             </w:r>
@@ -1428,57 +1346,43 @@
     <w:p>
       <w:pPr>
         <w:jc w:val="left"/>
-        <w:rPr>
-          <w:highlight w:val="lightGray"/>
-        </w:rPr>
+        <w:rPr/>
       </w:pPr>
     </w:p>
     <w:p>
       <w:pPr>
         <w:jc w:val="left"/>
-        <w:rPr>
-          <w:highlight w:val="lightGray"/>
-        </w:rPr>
+        <w:rPr/>
       </w:pPr>
     </w:p>
     <w:p>
       <w:pPr>
         <w:jc w:val="left"/>
-        <w:rPr>
-          <w:highlight w:val="lightGray"/>
-        </w:rPr>
+        <w:rPr/>
       </w:pPr>
     </w:p>
     <w:p>
       <w:pPr>
         <w:jc w:val="left"/>
-        <w:rPr>
-          <w:highlight w:val="lightGray"/>
-        </w:rPr>
+        <w:rPr/>
       </w:pPr>
     </w:p>
     <w:p>
       <w:pPr>
         <w:jc w:val="left"/>
-        <w:rPr>
-          <w:highlight w:val="lightGray"/>
-        </w:rPr>
+        <w:rPr/>
       </w:pPr>
     </w:p>
     <w:p>
       <w:pPr>
         <w:jc w:val="left"/>
-        <w:rPr>
-          <w:highlight w:val="lightGray"/>
-        </w:rPr>
+        <w:rPr/>
       </w:pPr>
     </w:p>
     <w:p>
       <w:pPr>
         <w:jc w:val="left"/>
-        <w:rPr>
-          <w:highlight w:val="lightGray"/>
-        </w:rPr>
+        <w:rPr/>
       </w:pPr>
     </w:p>
     <w:tbl>
@@ -1897,7 +1801,6 @@
         <w:jc w:val="left"/>
         <w:rPr>
           <w:rFonts w:ascii="TT Moscow Economy" w:hAnsi="TT Moscow Economy" w:cs="Times New Roman"/>
-          <w:highlight w:val="lightGray"/>
         </w:rPr>
       </w:pPr>
     </w:p>
@@ -1907,13 +1810,11 @@
         <w:jc w:val="left"/>
         <w:rPr>
           <w:rFonts w:ascii="TT Moscow Economy" w:hAnsi="TT Moscow Economy" w:cs="Times New Roman"/>
-          <w:highlight w:val="lightGray"/>
         </w:rPr>
       </w:pPr>
       <w:r>
         <w:rPr>
           <w:rFonts w:ascii="TT Moscow Economy" w:hAnsi="TT Moscow Economy" w:cs="Times New Roman"/>
-          <w:highlight w:val="lightGray"/>
         </w:rPr>
         <w:t>* при итоговой оценке меньше 7 баллов, рекомендуется выбрать другой участок</w:t>
       </w:r>
@@ -1925,7 +1826,6 @@
           <w:rFonts w:ascii="TT Moscow Economy" w:hAnsi="TT Moscow Economy" w:cs="Times New Roman"/>
           <w:sz w:val="24"/>
           <w:szCs w:val="24"/>
-          <w:highlight w:val="lightGray"/>
         </w:rPr>
       </w:pPr>
     </w:p>
@@ -1936,7 +1836,6 @@
           <w:rFonts w:ascii="TT Moscow Economy" w:hAnsi="TT Moscow Economy" w:cs="Times New Roman"/>
           <w:sz w:val="24"/>
           <w:szCs w:val="24"/>
-          <w:highlight w:val="lightGray"/>
         </w:rPr>
       </w:pPr>
     </w:p>
@@ -1977,7 +1876,6 @@
                 <w:bCs/>
                 <w:sz w:val="24"/>
                 <w:szCs w:val="24"/>
-                <w:highlight w:val="lightGray"/>
               </w:rPr>
             </w:pPr>
             <w:r>
@@ -1987,7 +1885,6 @@
                 <w:bCs/>
                 <w:sz w:val="24"/>
                 <w:szCs w:val="24"/>
-                <w:highlight w:val="lightGray"/>
               </w:rPr>
               <w:t>От предприятия:</w:t>
             </w:r>
@@ -2004,7 +1901,6 @@
                 <w:rFonts w:ascii="TT Moscow Economy" w:hAnsi="TT Moscow Economy" w:cs="Times New Roman"/>
                 <w:sz w:val="24"/>
                 <w:szCs w:val="24"/>
-                <w:highlight w:val="lightGray"/>
               </w:rPr>
             </w:pPr>
           </w:p>
@@ -2020,7 +1916,6 @@
                 <w:rFonts w:ascii="TT Moscow Economy" w:hAnsi="TT Moscow Economy" w:cs="Times New Roman"/>
                 <w:sz w:val="24"/>
                 <w:szCs w:val="24"/>
-                <w:highlight w:val="lightGray"/>
               </w:rPr>
             </w:pPr>
           </w:p>
@@ -2036,7 +1931,6 @@
                 <w:rFonts w:ascii="TT Moscow Economy" w:hAnsi="TT Moscow Economy" w:cs="Times New Roman"/>
                 <w:sz w:val="24"/>
                 <w:szCs w:val="24"/>
-                <w:highlight w:val="lightGray"/>
               </w:rPr>
             </w:pPr>
           </w:p>
@@ -2063,7 +1957,6 @@
                 <w:bCs/>
                 <w:sz w:val="24"/>
                 <w:szCs w:val="24"/>
-                <w:highlight w:val="lightGray"/>
               </w:rPr>
               <w:t xml:space="preserve">От </w:t>
             </w:r>
@@ -2075,7 +1968,6 @@
                 <w:color w:val="0D0D0D" w:themeColor="text1" w:themeTint="F2"/>
                 <w:sz w:val="24"/>
                 <w:szCs w:val="24"/>
-                <w:highlight w:val="lightGray"/>
               </w:rPr>
               <w:t>У</w:t>
             </w:r>
@@ -2086,7 +1978,6 @@
                 <w:bCs/>
                 <w:sz w:val="24"/>
                 <w:szCs w:val="24"/>
-                <w:highlight w:val="lightGray"/>
               </w:rPr>
               <w:t>РЦК:</w:t>
             </w:r>
